--- a/projects/valuepickr-open-screen/docs/Eternal (Zomato).docx
+++ b/projects/valuepickr-open-screen/docs/Eternal (Zomato).docx
@@ -32,7 +32,7 @@
           <w:sz w:val="22"/>
           <w:szCs w:val="22"/>
         </w:rPr>
-        <w:t xml:space="preserve">India's food-delivery/quick-commerce major — a mega-cap already too large for this project's extreme-return thesis, filtered before a deep thread read</w:t>
+        <w:t xml:space="preserve">Food-delivery-turned-quick-commerce super-app (Zomato + Blinkit + District + Hyperpure) with strong secular growth but thin returns and a very rich valuation, no fresh named inflection this pass.</w:t>
       </w:r>
     </w:p>
     <w:p>
@@ -49,7 +49,7 @@
         <w:spacing w:after="120"/>
       </w:pPr>
       <w:r>
-        <w:t xml:space="preserve">Eternal Ltd (renamed from Zomato in 2025) is the parent of Zomato food delivery, Blinkit quick-commerce, District (events/ticketing), and Hyperpure (food supply). Blinkit has become the company's fastest-growing and most-valued segment.</w:t>
+        <w:t xml:space="preserve">Eternal Ltd (NSE/BSE: ETERNAL, formerly Zomato Ltd) operates a multi-vertical consumer-internet platform: food delivery (Zomato), quick commerce (Blinkit), an out-of-home/events vertical (District), and B2B food supply (Hyperpure). Seeded from an untrusted X mention (bearish, high conviction). This is a mega-cap (~Rs 3.1 lakh Cr) consumer-internet name; the quick-commerce buildout (Blinkit) and multi-vertical strategy are already well-known, established narratives rather than a fresh, un-priced-in structural inflection this pass.</w:t>
       </w:r>
     </w:p>
     <w:p>
@@ -89,7 +89,7 @@
                 <w:b/>
                 <w:bCs/>
               </w:rPr>
-              <w:t xml:space="preserve">Market Cap</w:t>
+              <w:t xml:space="preserve">Market cap</w:t>
             </w:r>
           </w:p>
         </w:tc>
@@ -99,7 +99,34 @@
           </w:tcPr>
           <w:p>
             <w:r>
-              <w:t xml:space="preserve">~Rs 2,73,491 Cr</w:t>
+              <w:t xml:space="preserve">~Rs 3,13,202 Cr</w:t>
+            </w:r>
+          </w:p>
+        </w:tc>
+      </w:tr>
+      <w:tr>
+        <w:tc>
+          <w:tcPr>
+            <w:tcW w:type="dxa" w:w="3200"/>
+            <w:shd w:fill="F2F2F2" w:val="clear"/>
+          </w:tcPr>
+          <w:p>
+            <w:r>
+              <w:rPr>
+                <w:b/>
+                <w:bCs/>
+              </w:rPr>
+              <w:t xml:space="preserve">ROCE</w:t>
+            </w:r>
+          </w:p>
+        </w:tc>
+        <w:tc>
+          <w:tcPr>
+            <w:tcW w:type="dxa" w:w="5800"/>
+          </w:tcPr>
+          <w:p>
+            <w:r>
+              <w:t xml:space="preserve">~7.34%</w:t>
             </w:r>
           </w:p>
         </w:tc>
@@ -126,7 +153,7 @@
           </w:tcPr>
           <w:p>
             <w:r>
-              <w:t xml:space="preserve">1.19% (weak)</w:t>
+              <w:t xml:space="preserve">~6.55%</w:t>
             </w:r>
           </w:p>
         </w:tc>
@@ -143,7 +170,7 @@
                 <w:b/>
                 <w:bCs/>
               </w:rPr>
-              <w:t xml:space="preserve">ROCE</w:t>
+              <w:t xml:space="preserve">Revenue growth</w:t>
             </w:r>
           </w:p>
         </w:tc>
@@ -153,7 +180,34 @@
           </w:tcPr>
           <w:p>
             <w:r>
-              <w:t xml:space="preserve">2.97% (weak)</w:t>
+              <w:t xml:space="preserve">~51.4% median sales growth over 10 years; segment growth ~35% YoY in a recent half</w:t>
+            </w:r>
+          </w:p>
+        </w:tc>
+      </w:tr>
+      <w:tr>
+        <w:tc>
+          <w:tcPr>
+            <w:tcW w:type="dxa" w:w="3200"/>
+            <w:shd w:fill="F2F2F2" w:val="clear"/>
+          </w:tcPr>
+          <w:p>
+            <w:r>
+              <w:rPr>
+                <w:b/>
+                <w:bCs/>
+              </w:rPr>
+              <w:t xml:space="preserve">Profit growth</w:t>
+            </w:r>
+          </w:p>
+        </w:tc>
+        <w:tc>
+          <w:tcPr>
+            <w:tcW w:type="dxa" w:w="5800"/>
+          </w:tcPr>
+          <w:p>
+            <w:r>
+              <w:t xml:space="preserve">~23.2% CAGR over 5 years</w:t>
             </w:r>
           </w:p>
         </w:tc>
@@ -180,7 +234,7 @@
           </w:tcPr>
           <w:p>
             <w:r>
-              <w:t xml:space="preserve">D/E 0.15, net cash position</w:t>
+              <w:t xml:space="preserve">Almost debt-free</w:t>
             </w:r>
           </w:p>
         </w:tc>
@@ -197,7 +251,7 @@
                 <w:b/>
                 <w:bCs/>
               </w:rPr>
-              <w:t xml:space="preserve">Segments</w:t>
+              <w:t xml:space="preserve">Valuation</w:t>
             </w:r>
           </w:p>
         </w:tc>
@@ -207,7 +261,34 @@
           </w:tcPr>
           <w:p>
             <w:r>
-              <w:t xml:space="preserve">Food delivery, Blinkit (quick-commerce), District, Hyperpure</w:t>
+              <w:t xml:space="preserve">P/E ~149x trailing</w:t>
+            </w:r>
+          </w:p>
+        </w:tc>
+      </w:tr>
+      <w:tr>
+        <w:tc>
+          <w:tcPr>
+            <w:tcW w:type="dxa" w:w="3200"/>
+            <w:shd w:fill="F2F2F2" w:val="clear"/>
+          </w:tcPr>
+          <w:p>
+            <w:r>
+              <w:rPr>
+                <w:b/>
+                <w:bCs/>
+              </w:rPr>
+              <w:t xml:space="preserve">52-week range</w:t>
+            </w:r>
+          </w:p>
+        </w:tc>
+        <w:tc>
+          <w:tcPr>
+            <w:tcW w:type="dxa" w:w="5800"/>
+          </w:tcPr>
+          <w:p>
+            <w:r>
+              <w:t xml:space="preserve">~Rs 212.60 - Rs 368.45</w:t>
             </w:r>
           </w:p>
         </w:tc>
@@ -223,7 +304,7 @@
         <w:spacing w:after="120"/>
       </w:pPr>
       <w:r>
-        <w:t xml:space="preserve">At ~Rs 2,73,491 Cr market cap, Eternal is already one of India's largest listed companies — a 10x move in 2-3 years would require it to become one of the largest companies in India by a wide margin, which is not mathematically plausible regardless of execution quality. Compounding this, current profitability is weak (ROE 1.19%, ROCE 2.97%), reflecting continued heavy investment in Blinkit's quick-commerce expansion rather than a mature, cash-generative profile.</w:t>
+        <w:t xml:space="preserve">Eternal remains a strong top-line growth story (double-digit segment growth, near-debt-free balance sheet) but capital efficiency is still thin (ROCE ~7.3%, ROE ~6.6%) as Blinkit's quick-commerce buildout continues to absorb investment. At ~149x trailing P/E, the market is pricing in years of continued hyper-growth and margin inflection that has not yet shown up in ROCE/ROE. No new named CEO/regulatory/capital-allocation inflection beyond the already-known multi-vertical (food delivery + quick commerce + going-out) strategy was identified this pass.</w:t>
       </w:r>
     </w:p>
     <w:p>
@@ -240,7 +321,7 @@
         <w:spacing w:after="120"/>
       </w:pPr>
       <w:r>
-        <w:t xml:space="preserve">Not pulled — filtered before this step given the size/thesis mismatch.</w:t>
+        <w:t xml:space="preserve">Not pulled this pass - fast large-cap lane, no chart/TA review performed. 52-week range ~Rs 213-368 noted from search.</w:t>
       </w:r>
     </w:p>
     <w:p>
@@ -257,7 +338,7 @@
         <w:spacing w:after="120"/>
       </w:pPr>
       <w:r>
-        <w:t xml:space="preserve">Not assessed this pass — filtered before the deep ValuePickr thread read.</w:t>
+        <w:t xml:space="preserve">No forum read performed (large-cap, no fresh inflection - fast lane per Step 6 rule). topic_id unresolved (null in state.json, not queried this pass).</w:t>
       </w:r>
     </w:p>
     <w:p>
@@ -278,7 +359,7 @@
           <w:sz w:val="20"/>
           <w:szCs w:val="20"/>
         </w:rPr>
-        <w:t xml:space="preserve">Vivek_6954 (trusted, in his own portfolio thread) grouped Zomato/Eternal with Ixigo and Blackbuck as names worth studying, and disclosed a recent investment post good numbers — a moderate, not top-holding-level, endorsement.</w:t>
+        <w:t xml:space="preserve">None sought this pass.</w:t>
       </w:r>
     </w:p>
     <w:p>
@@ -295,7 +376,7 @@
         <w:spacing w:after="120"/>
       </w:pPr>
       <w:r>
-        <w:t xml:space="preserve">Not checked this pass.</w:t>
+        <w:t xml:space="preserve">No AVOID/EXCLUDE/HIGH CAUTION red flags surfaced in this pass (no negative net worth, no active SEBI/fraud action, no promoter-holding collapse or auditor resignation found).</w:t>
       </w:r>
     </w:p>
     <w:p>
@@ -317,7 +398,7 @@
         <w:spacing w:after="60"/>
       </w:pPr>
       <w:r>
-        <w:t xml:space="preserve">Blinkit's quick-commerce growth has been the standout value driver within the group</w:t>
+        <w:t xml:space="preserve">Multi-vertical platform (food delivery, quick commerce, going-out, B2B supply) with a large and growing addressable market</w:t>
       </w:r>
     </w:p>
     <w:p>
@@ -330,16 +411,7 @@
         <w:spacing w:after="60"/>
       </w:pPr>
       <w:r>
-        <w:t xml:space="preserve">Net cash balance sheet gives room to keep funding growth investments</w:t>
-      </w:r>
-    </w:p>
-    <w:p>
-      <w:pPr>
-        <w:pStyle w:val="Heading1"/>
-        <w:spacing w:after="120" w:before="280"/>
-      </w:pPr>
-      <w:r>
-        <w:t xml:space="preserve">Bear Case / Key Risks</w:t>
+        <w:t xml:space="preserve">Near debt-free balance sheet gives flexibility to keep funding Blinkit's expansion</w:t>
       </w:r>
     </w:p>
     <w:p>
@@ -352,7 +424,16 @@
         <w:spacing w:after="60"/>
       </w:pPr>
       <w:r>
-        <w:t xml:space="preserve">Already a mega-cap (~Rs 2,73,491 Cr) — a 10x-in-2-3-years or 100x-in-10-years move is not mathematically plausible at this size regardless of business quality</w:t>
+        <w:t xml:space="preserve">Strong historical revenue growth (~51% median 10-year) and profit CAGR (~23% over 5 years)</w:t>
+      </w:r>
+    </w:p>
+    <w:p>
+      <w:pPr>
+        <w:pStyle w:val="Heading1"/>
+        <w:spacing w:after="120" w:before="280"/>
+      </w:pPr>
+      <w:r>
+        <w:t xml:space="preserve">Bear Case / Key Risks</w:t>
       </w:r>
     </w:p>
     <w:p>
@@ -365,74 +446,7 @@
         <w:spacing w:after="60"/>
       </w:pPr>
       <w:r>
-        <w:t xml:space="preserve">Weak current profitability (ROE 1.19%, ROCE 2.97%) reflects a business still prioritizing growth investment over returns</w:t>
-      </w:r>
-    </w:p>
-    <w:p>
-      <w:pPr>
-        <w:pStyle w:val="Heading1"/>
-        <w:spacing w:after="120" w:before="280"/>
-      </w:pPr>
-      <w:r>
-        <w:t xml:space="preserve">Market-Cap Tier (informational — not a gate in this project)</w:t>
-      </w:r>
-    </w:p>
-    <w:p>
-      <w:pPr>
-        <w:spacing w:after="120"/>
-      </w:pPr>
-      <w:r>
-        <w:rPr>
-          <w:b/>
-          <w:bCs/>
-        </w:rPr>
-        <w:t xml:space="preserve">Mega-cap (~Rs 2,73,491 Cr)</w:t>
-      </w:r>
-    </w:p>
-    <w:p>
-      <w:pPr>
-        <w:pStyle w:val="Heading1"/>
-        <w:spacing w:after="120" w:before="280"/>
-      </w:pPr>
-      <w:r>
-        <w:t xml:space="preserve">Thesis Fit</w:t>
-      </w:r>
-    </w:p>
-    <w:p>
-      <w:pPr>
-        <w:spacing w:after="120"/>
-      </w:pPr>
-      <w:r>
-        <w:rPr>
-          <w:b/>
-          <w:bCs/>
-          <w:sz w:val="24"/>
-          <w:szCs w:val="24"/>
-        </w:rPr>
-        <w:t xml:space="preserve">neither</w:t>
-      </w:r>
-    </w:p>
-    <w:p>
-      <w:pPr>
-        <w:pStyle w:val="Heading1"/>
-        <w:spacing w:after="120" w:before="280"/>
-      </w:pPr>
-      <w:r>
-        <w:t xml:space="preserve">Verdict</w:t>
-      </w:r>
-    </w:p>
-    <w:p>
-      <w:pPr>
-        <w:spacing w:after="120"/>
-      </w:pPr>
-      <w:r>
-        <w:rPr>
-          <w:b/>
-          <w:bCs/>
-          <w:sz w:val="24"/>
-          <w:szCs w:val="24"/>
-        </w:rPr>
-        <w:t xml:space="preserve">Filtered out — already too large for a 10x/100x thesis regardless of Blinkit's growth story</w:t>
+        <w:t xml:space="preserve">Very rich valuation (~149x trailing P/E) already prices in sustained hyper-growth</w:t>
       </w:r>
     </w:p>
     <w:p>
@@ -445,7 +459,7 @@
         <w:spacing w:after="60"/>
       </w:pPr>
       <w:r>
-        <w:t xml:space="preserve">Market cap of ~Rs 2,73,491 Cr rules out both a 10x-in-2-3-years and a 100x-in-10-years move on pure size math, independent of business quality</w:t>
+        <w:t xml:space="preserve">Capital efficiency still weak (ROCE ~7.3%, ROE ~6.6%) despite scale - quick-commerce economics not yet proven at maturity</w:t>
       </w:r>
     </w:p>
     <w:p>
@@ -458,7 +472,7 @@
         <w:spacing w:after="60"/>
       </w:pPr>
       <w:r>
-        <w:t xml:space="preserve">Current ROE (1.19%) and ROCE (2.97%) are also weak, giving no offsetting reason to look deeper despite the trusted mention</w:t>
+        <w:t xml:space="preserve">Intense, well-funded competition in quick commerce (Swiggy Instamart, others) pressures unit economics</w:t>
       </w:r>
     </w:p>
     <w:p>
@@ -471,7 +485,141 @@
         <w:spacing w:after="60"/>
       </w:pPr>
       <w:r>
-        <w:t xml:space="preserve">Per this project's Step 3 filter rules, weak fundamentals plus a size that structurally rules out the thesis (not just a 'high' trusted mention without a very-high override) means this is filtered before a deep thread read</w:t>
+        <w:t xml:space="preserve">No fresh named structural inflection this pass - the multi-vertical/Blinkit story is already widely known and reflected in price</w:t>
+      </w:r>
+    </w:p>
+    <w:p>
+      <w:pPr>
+        <w:pStyle w:val="Heading1"/>
+        <w:spacing w:after="120" w:before="280"/>
+      </w:pPr>
+      <w:r>
+        <w:t xml:space="preserve">Market-Cap Tier (informational — not a gate in this project)</w:t>
+      </w:r>
+    </w:p>
+    <w:p>
+      <w:pPr>
+        <w:spacing w:after="120"/>
+      </w:pPr>
+      <w:r>
+        <w:rPr>
+          <w:b/>
+          <w:bCs/>
+        </w:rPr>
+        <w:t xml:space="preserve">Mega-cap (~Rs 3.1 lakh Cr)</w:t>
+      </w:r>
+    </w:p>
+    <w:p>
+      <w:pPr>
+        <w:pStyle w:val="Heading1"/>
+        <w:spacing w:after="120" w:before="280"/>
+      </w:pPr>
+      <w:r>
+        <w:t xml:space="preserve">Thesis Fit</w:t>
+      </w:r>
+    </w:p>
+    <w:p>
+      <w:pPr>
+        <w:spacing w:after="120"/>
+      </w:pPr>
+      <w:r>
+        <w:rPr>
+          <w:b/>
+          <w:bCs/>
+          <w:sz w:val="24"/>
+          <w:szCs w:val="24"/>
+        </w:rPr>
+        <w:t xml:space="preserve">neither</w:t>
+      </w:r>
+    </w:p>
+    <w:p>
+      <w:pPr>
+        <w:spacing w:after="120"/>
+      </w:pPr>
+      <w:r>
+        <w:rPr>
+          <w:color w:val="666666"/>
+          <w:sz w:val="20"/>
+          <w:szCs w:val="20"/>
+        </w:rPr>
+        <w:t xml:space="preserve">4-box gate — tailwind: yes · TAM: no · moat: weak · valuation: no  (score 1.5 / 4)</w:t>
+      </w:r>
+    </w:p>
+    <w:p>
+      <w:pPr>
+        <w:spacing w:after="120"/>
+      </w:pPr>
+      <w:r>
+        <w:rPr>
+          <w:i/>
+          <w:iCs/>
+          <w:color w:val="666666"/>
+          <w:sz w:val="20"/>
+          <w:szCs w:val="20"/>
+        </w:rPr>
+        <w:t xml:space="preserve">Real secular quick-commerce/food-delivery tailwind; no fresh named structural inflection beyond the already-known strategy (large-cap default); moat is network/scale based but contested by well-funded competitors; valuation very rich at ~149x trailing P/E against thin ROCE/ROE.</w:t>
+      </w:r>
+    </w:p>
+    <w:p>
+      <w:pPr>
+        <w:pStyle w:val="Heading1"/>
+        <w:spacing w:after="120" w:before="280"/>
+      </w:pPr>
+      <w:r>
+        <w:t xml:space="preserve">Verdict</w:t>
+      </w:r>
+    </w:p>
+    <w:p>
+      <w:pPr>
+        <w:spacing w:after="120"/>
+      </w:pPr>
+      <w:r>
+        <w:rPr>
+          <w:b/>
+          <w:bCs/>
+          <w:sz w:val="24"/>
+          <w:szCs w:val="24"/>
+        </w:rPr>
+        <w:t xml:space="preserve">Fast-growing, near-debt-free consumer-internet super-app, but thin ROCE/ROE and a ~149x P/E already price in the well-known quick-commerce growth story - thesis_fit 'neither', conviction Low.</w:t>
+      </w:r>
+    </w:p>
+    <w:p>
+      <w:pPr>
+        <w:pStyle w:val="ListParagraph"/>
+        <w:numPr>
+          <w:ilvl w:val="0"/>
+          <w:numId w:val="1"/>
+        </w:numPr>
+        <w:spacing w:after="60"/>
+      </w:pPr>
+      <w:r>
+        <w:t xml:space="preserve">Mega-cap with no specific NAMED management/regulatory/capital-allocation inflection found in this one-search pass beyond the already-known Blinkit/multi-vertical strategy - default large-cap rule applies (tam: no)</w:t>
+      </w:r>
+    </w:p>
+    <w:p>
+      <w:pPr>
+        <w:pStyle w:val="ListParagraph"/>
+        <w:numPr>
+          <w:ilvl w:val="0"/>
+          <w:numId w:val="1"/>
+        </w:numPr>
+        <w:spacing w:after="60"/>
+      </w:pPr>
+      <w:r>
+        <w:t xml:space="preserve">No red flags found; fast ~150-word write-up per Step 6, no forum deep-dive performed</w:t>
+      </w:r>
+    </w:p>
+    <w:p>
+      <w:pPr>
+        <w:pStyle w:val="ListParagraph"/>
+        <w:numPr>
+          <w:ilvl w:val="0"/>
+          <w:numId w:val="1"/>
+        </w:numPr>
+        <w:spacing w:after="60"/>
+      </w:pPr>
+      <w:r>
+        <w:t xml:space="preserve">Real growth tailwind and clean balance sheet, but weak capital efficiency (ROCE/ROE) and very rich valuation cap conviction at Low</w:t>
       </w:r>
     </w:p>
     <w:p>
